--- a/Tailored_CVs/Shinoy_Starapple_Junior_Software_Developer.docx
+++ b/Tailored_CVs/Shinoy_Starapple_Junior_Software_Developer.docx
@@ -70,7 +70,7 @@
           <w:b w:val="0"/>
           <w:sz w:val="19"/>
         </w:rPr>
-        <w:t>I am a QA Automation Engineer with over 8 years of experience building scalable automation frameworks using Java, Selenium, and TypeScript WDIO. I have worked extensively with object-oriented programming principles and microservices architectures in financial environments. I am looking forward to contributing my technical background and learning new practices through the Starapple Talent Program.</w:t>
+        <w:t>I am a QA Automation Engineer with over 8 years of experience building scalable automation frameworks using Java, Selenium, and TypeScript. I have worked extensively with object-oriented programming principles and integrated automated CI/CD pipelines using AWS and Terraform. I am eager to apply my technical background to support software development teams and grow within a structured talent program.</w:t>
       </w:r>
     </w:p>
     <w:p>
@@ -288,7 +288,7 @@
           <w:b w:val="0"/>
           <w:sz w:val="18"/>
         </w:rPr>
-        <w:t>▸ Migrated a SeleniumJava framework to Playwright TypeScript for credit limit and rating analysis endtoend workflows within a microservices architecture, boosting execution efficiency by 20%.</w:t>
+        <w:t>▸ Developed and maintained scalable test automation frameworks utilizing Java, Selenium WebDriver, and TypeScript.</w:t>
       </w:r>
     </w:p>
     <w:p>
@@ -301,7 +301,7 @@
           <w:b w:val="0"/>
           <w:sz w:val="18"/>
         </w:rPr>
-        <w:t>▸ Developed and maintained scalable test automation frameworks utilizing Java Selenium WebDriver and TypeScript WDIO.</w:t>
+        <w:t>▸ Built and configured automated CI/CD pipelines using Jenkins alongside infrastructure provisioning with AWS and Terraform.</w:t>
       </w:r>
     </w:p>
     <w:p>
@@ -314,7 +314,7 @@
           <w:b w:val="0"/>
           <w:sz w:val="18"/>
         </w:rPr>
-        <w:t>▸ Created a test automation framework from scratch for payment processing systems utilizing Java and objectoriented programming principles.</w:t>
+        <w:t>▸ Validated backend data integrity and complex workflows using Oracle SQL queries within financial banking systems.</w:t>
       </w:r>
     </w:p>
     <w:p>
@@ -327,7 +327,7 @@
           <w:b w:val="0"/>
           <w:sz w:val="18"/>
         </w:rPr>
-        <w:t>▸ Streamlined complex test generation and deployment scripts utilizing AI tools like Gemini Code Assist to improve delivery speed.</w:t>
+        <w:t>▸ Streamlined test script generation and deployment tasks by leveraging AI tools like Gemini Code Assist.</w:t>
       </w:r>
     </w:p>
     <w:p>
